--- a/public/docxTemplate/测评报告.docx
+++ b/public/docxTemplate/测评报告.docx
@@ -1674,8 +1674,6 @@
         </w:rPr>
         <w:t>：</w:t>
       </w:r>
-      <w:bookmarkStart w:id="0" w:name="_GoBack"/>
-      <w:bookmarkEnd w:id="0"/>
     </w:p>
     <w:p>
       <w:pPr>
@@ -1817,9 +1815,12 @@
     <w:p>
       <w:pPr>
         <w:rPr>
-          <w:rFonts w:hint="eastAsia" w:ascii="微软雅黑" w:hAnsi="微软雅黑" w:eastAsia="微软雅黑" w:cs="微软雅黑"/>
-          <w:sz w:val="21"/>
-          <w:szCs w:val="21"/>
+          <w:rFonts w:hint="default" w:ascii="微软雅黑" w:hAnsi="微软雅黑" w:eastAsia="微软雅黑" w:cs="微软雅黑"/>
+          <w:b/>
+          <w:bCs/>
+          <w:spacing w:val="-7"/>
+          <w:sz w:val="24"/>
+          <w:szCs w:val="24"/>
           <w:lang w:val="en-US" w:eastAsia="zh-CN"/>
         </w:rPr>
       </w:pPr>
@@ -1830,114 +1831,8 @@
         </w:rPr>
         <w:t>{/record_result}</w:t>
       </w:r>
-    </w:p>
-    <w:p>
-      <w:pPr>
-        <w:rPr>
-          <w:rFonts w:hint="default" w:ascii="微软雅黑" w:hAnsi="微软雅黑" w:eastAsia="微软雅黑" w:cs="微软雅黑"/>
-          <w:b/>
-          <w:bCs/>
-          <w:spacing w:val="-7"/>
-          <w:sz w:val="24"/>
-          <w:szCs w:val="24"/>
-          <w:lang w:val="en-US" w:eastAsia="zh-CN"/>
-        </w:rPr>
-      </w:pPr>
-    </w:p>
-    <w:p>
-      <w:pPr>
-        <w:rPr>
-          <w:rFonts w:ascii="微软雅黑" w:hAnsi="微软雅黑" w:eastAsia="微软雅黑" w:cs="微软雅黑"/>
-          <w:b/>
-          <w:bCs/>
-          <w:spacing w:val="-7"/>
-          <w:sz w:val="24"/>
-          <w:szCs w:val="24"/>
-        </w:rPr>
-      </w:pPr>
-      <w:r>
-        <w:rPr>
-          <w:rFonts w:hint="eastAsia" w:ascii="微软雅黑" w:hAnsi="微软雅黑" w:eastAsia="微软雅黑" w:cs="微软雅黑"/>
-          <w:b/>
-          <w:bCs/>
-          <w:spacing w:val="-7"/>
-          <w:sz w:val="24"/>
-          <w:szCs w:val="24"/>
-          <w:lang w:val="en-US" w:eastAsia="zh-CN"/>
-        </w:rPr>
-        <w:t>推荐方案</w:t>
-      </w:r>
-      <w:r>
-        <w:rPr>
-          <w:rFonts w:ascii="微软雅黑" w:hAnsi="微软雅黑" w:eastAsia="微软雅黑" w:cs="微软雅黑"/>
-          <w:b/>
-          <w:bCs/>
-          <w:spacing w:val="-7"/>
-          <w:sz w:val="24"/>
-          <w:szCs w:val="24"/>
-        </w:rPr>
-        <w:t>：</w:t>
-      </w:r>
-    </w:p>
-    <w:p>
-      <w:pPr>
-        <w:rPr>
-          <w:rFonts w:hint="eastAsia" w:ascii="微软雅黑" w:hAnsi="微软雅黑" w:eastAsia="微软雅黑" w:cs="微软雅黑"/>
-          <w:lang w:val="en-US" w:eastAsia="zh-CN"/>
-        </w:rPr>
-      </w:pPr>
-      <w:r>
-        <w:rPr>
-          <w:rFonts w:hint="eastAsia" w:ascii="微软雅黑" w:hAnsi="微软雅黑" w:eastAsia="微软雅黑" w:cs="微软雅黑"/>
-          <w:lang w:val="en-US" w:eastAsia="zh-CN"/>
-        </w:rPr>
-        <w:t>{#recommend}</w:t>
-      </w:r>
-    </w:p>
-    <w:p>
-      <w:pPr>
-        <w:rPr>
-          <w:rFonts w:hint="eastAsia" w:ascii="微软雅黑" w:hAnsi="微软雅黑" w:eastAsia="微软雅黑" w:cs="微软雅黑"/>
-          <w:lang w:val="en-US" w:eastAsia="zh-CN"/>
-        </w:rPr>
-      </w:pPr>
-      <w:r>
-        <w:rPr>
-          <w:rFonts w:hint="eastAsia" w:ascii="微软雅黑" w:hAnsi="微软雅黑" w:eastAsia="微软雅黑" w:cs="微软雅黑"/>
-          <w:lang w:val="en-US" w:eastAsia="zh-CN"/>
-        </w:rPr>
-        <w:t>{text}</w:t>
-      </w:r>
-    </w:p>
-    <w:p>
-      <w:pPr>
-        <w:rPr>
-          <w:rFonts w:hint="eastAsia" w:ascii="微软雅黑" w:hAnsi="微软雅黑" w:eastAsia="微软雅黑" w:cs="微软雅黑"/>
-          <w:sz w:val="21"/>
-          <w:szCs w:val="21"/>
-          <w:lang w:val="en-US" w:eastAsia="zh-CN"/>
-        </w:rPr>
-      </w:pPr>
-      <w:r>
-        <w:rPr>
-          <w:rFonts w:hint="eastAsia" w:ascii="微软雅黑" w:hAnsi="微软雅黑" w:eastAsia="微软雅黑" w:cs="微软雅黑"/>
-          <w:lang w:val="en-US" w:eastAsia="zh-CN"/>
-        </w:rPr>
-        <w:t>{/recommend}</w:t>
-      </w:r>
-    </w:p>
-    <w:p>
-      <w:pPr>
-        <w:rPr>
-          <w:rFonts w:hint="default" w:ascii="微软雅黑" w:hAnsi="微软雅黑" w:eastAsia="微软雅黑" w:cs="微软雅黑"/>
-          <w:b/>
-          <w:bCs/>
-          <w:spacing w:val="-7"/>
-          <w:sz w:val="24"/>
-          <w:szCs w:val="24"/>
-          <w:lang w:val="en-US" w:eastAsia="zh-CN"/>
-        </w:rPr>
-      </w:pPr>
+      <w:bookmarkStart w:id="0" w:name="_GoBack"/>
+      <w:bookmarkEnd w:id="0"/>
     </w:p>
     <w:sectPr>
       <w:footerReference r:id="rId4" w:type="default"/>
